--- a/files/基礎德語入門(二)_2026秋季班_王素換老師.docx
+++ b/files/基礎德語入門(二)_2026秋季班_王素換老師.docx
@@ -1,6 +1,6 @@
 
 <file path=word/document.xml><?xml version="1.0" encoding="utf-8"?>
-<w:document xmlns:wpc="http://schemas.microsoft.com/office/word/2010/wordprocessingCanvas" xmlns:cx="http://schemas.microsoft.com/office/drawing/2014/chartex" xmlns:cx1="http://schemas.microsoft.com/office/drawing/2015/9/8/chartex" xmlns:cx2="http://schemas.microsoft.com/office/drawing/2015/10/21/chartex" xmlns:cx3="http://schemas.microsoft.com/office/drawing/2016/5/9/chartex" xmlns:cx4="http://schemas.microsoft.com/office/drawing/2016/5/10/chartex" xmlns:cx5="http://schemas.microsoft.com/office/drawing/2016/5/11/chartex" xmlns:cx6="http://schemas.microsoft.com/office/drawing/2016/5/12/chartex" xmlns:cx7="http://schemas.microsoft.com/office/drawing/2016/5/13/chartex" xmlns:cx8="http://schemas.microsoft.com/office/drawing/2016/5/14/chartex" xmlns:mc="http://schemas.openxmlformats.org/markup-compatibility/2006" xmlns:aink="http://schemas.microsoft.com/office/drawing/2016/ink" xmlns:am3d="http://schemas.microsoft.com/office/drawing/2017/model3d" xmlns:o="urn:schemas-microsoft-com:office:office" xmlns:oel="http://schemas.microsoft.com/office/2019/extlst" xmlns:r="http://schemas.openxmlformats.org/officeDocument/2006/relationships" xmlns:m="http://schemas.openxmlformats.org/officeDocument/2006/math" xmlns:v="urn:schemas-microsoft-com:vml" xmlns:wp14="http://schemas.microsoft.com/office/word/2010/wordprocessingDrawing" xmlns:wp="http://schemas.openxmlformats.org/drawingml/2006/wordprocessingDrawing" xmlns:w10="urn:schemas-microsoft-com:office:word" xmlns:w="http://schemas.openxmlformats.org/wordprocessingml/2006/main" xmlns:w14="http://schemas.microsoft.com/office/word/2010/wordml" xmlns:w15="http://schemas.microsoft.com/office/word/2012/wordml" xmlns:w16cex="http://schemas.microsoft.com/office/word/2018/wordml/cex" xmlns:w16cid="http://schemas.microsoft.com/office/word/2016/wordml/cid" xmlns:w16="http://schemas.microsoft.com/office/word/2018/wordml" xmlns:w16du="http://schemas.microsoft.com/office/word/2023/wordml/word16du" xmlns:w16sdtdh="http://schemas.microsoft.com/office/word/2020/wordml/sdtdatahash" xmlns:w16sdtfl="http://schemas.microsoft.com/office/word/2024/wordml/sdtformatlock" xmlns:w16se="http://schemas.microsoft.com/office/word/2015/wordml/symex" xmlns:wpg="http://schemas.microsoft.com/office/word/2010/wordprocessingGroup" xmlns:wpi="http://schemas.microsoft.com/office/word/2010/wordprocessingInk" xmlns:wne="http://schemas.microsoft.com/office/word/2006/wordml" xmlns:wps="http://schemas.microsoft.com/office/word/2010/wordprocessingShape" mc:Ignorable="w14 w15 w16se w16cid w16 w16cex w16sdtdh w16sdtfl w16du wp14">
+<w:document xmlns:wpc="http://schemas.microsoft.com/office/word/2010/wordprocessingCanvas" xmlns:cx="http://schemas.microsoft.com/office/drawing/2014/chartex" xmlns:cx1="http://schemas.microsoft.com/office/drawing/2015/9/8/chartex" xmlns:cx2="http://schemas.microsoft.com/office/drawing/2015/10/21/chartex" xmlns:cx3="http://schemas.microsoft.com/office/drawing/2016/5/9/chartex" xmlns:cx4="http://schemas.microsoft.com/office/drawing/2016/5/10/chartex" xmlns:cx5="http://schemas.microsoft.com/office/drawing/2016/5/11/chartex" xmlns:cx6="http://schemas.microsoft.com/office/drawing/2016/5/12/chartex" xmlns:cx7="http://schemas.microsoft.com/office/drawing/2016/5/13/chartex" xmlns:cx8="http://schemas.microsoft.com/office/drawing/2016/5/14/chartex" xmlns:mc="http://schemas.openxmlformats.org/markup-compatibility/2006" xmlns:aink="http://schemas.microsoft.com/office/drawing/2016/ink" xmlns:am3d="http://schemas.microsoft.com/office/drawing/2017/model3d" xmlns:o="urn:schemas-microsoft-com:office:office" xmlns:r="http://schemas.openxmlformats.org/officeDocument/2006/relationships" xmlns:m="http://schemas.openxmlformats.org/officeDocument/2006/math" xmlns:v="urn:schemas-microsoft-com:vml" xmlns:wp14="http://schemas.microsoft.com/office/word/2010/wordprocessingDrawing" xmlns:wp="http://schemas.openxmlformats.org/drawingml/2006/wordprocessingDrawing" xmlns:w10="urn:schemas-microsoft-com:office:word" xmlns:w="http://schemas.openxmlformats.org/wordprocessingml/2006/main" xmlns:w14="http://schemas.microsoft.com/office/word/2010/wordml" xmlns:w15="http://schemas.microsoft.com/office/word/2012/wordml" xmlns:w16cid="http://schemas.microsoft.com/office/word/2016/wordml/cid" xmlns:w16se="http://schemas.microsoft.com/office/word/2015/wordml/symex" xmlns:wpg="http://schemas.microsoft.com/office/word/2010/wordprocessingGroup" xmlns:wpi="http://schemas.microsoft.com/office/word/2010/wordprocessingInk" xmlns:wne="http://schemas.microsoft.com/office/word/2006/wordml" xmlns:wps="http://schemas.microsoft.com/office/word/2010/wordprocessingShape" mc:Ignorable="w14 w15 w16se w16cid wp14">
   <w:body>
     <w:p>
       <w:pPr>
@@ -56,6 +56,7 @@
         </w:rPr>
         <w:t>6</w:t>
       </w:r>
+      <w:proofErr w:type="gramStart"/>
       <w:r>
         <w:rPr>
           <w:rFonts w:ascii="微軟正黑體" w:eastAsia="微軟正黑體" w:hAnsi="微軟正黑體" w:cs="Calibri" w:hint="eastAsia"/>
@@ -87,7 +88,19 @@
           <w:sz w:val="28"/>
           <w:szCs w:val="24"/>
         </w:rPr>
-        <w:t>英外語推廣課程</w:t>
+        <w:t>英外語</w:t>
+      </w:r>
+      <w:proofErr w:type="gramEnd"/>
+      <w:r>
+        <w:rPr>
+          <w:rFonts w:ascii="微軟正黑體" w:eastAsia="微軟正黑體" w:hAnsi="微軟正黑體" w:cs="Calibri" w:hint="eastAsia"/>
+          <w:b/>
+          <w:bCs/>
+          <w:kern w:val="0"/>
+          <w:sz w:val="28"/>
+          <w:szCs w:val="24"/>
+        </w:rPr>
+        <w:t>推廣課程</w:t>
       </w:r>
       <w:r>
         <w:rPr>
@@ -203,6 +216,7 @@
                 <w:szCs w:val="24"/>
               </w:rPr>
             </w:pPr>
+            <w:proofErr w:type="spellStart"/>
             <w:r>
               <w:rPr>
                 <w:rFonts w:ascii="微軟正黑體" w:eastAsia="微軟正黑體" w:hAnsi="微軟正黑體" w:cs="標楷體"/>
@@ -210,7 +224,17 @@
                 <w:sz w:val="24"/>
                 <w:szCs w:val="24"/>
               </w:rPr>
-              <w:t>一、招生對象：</w:t>
+              <w:t>一、招生對象</w:t>
+            </w:r>
+            <w:proofErr w:type="spellEnd"/>
+            <w:r>
+              <w:rPr>
+                <w:rFonts w:ascii="微軟正黑體" w:eastAsia="微軟正黑體" w:hAnsi="微軟正黑體" w:cs="標楷體"/>
+                <w:b/>
+                <w:sz w:val="24"/>
+                <w:szCs w:val="24"/>
+              </w:rPr>
+              <w:t>：</w:t>
             </w:r>
           </w:p>
         </w:tc>
@@ -233,7 +257,23 @@
                 <w:rFonts w:ascii="微軟正黑體" w:eastAsia="微軟正黑體" w:hAnsi="微軟正黑體" w:hint="eastAsia"/>
                 <w:sz w:val="22"/>
               </w:rPr>
-              <w:t>具備基礎德語A1.1程度者, 比如上完「基礎德語入門(一)」、對德語有興趣者。</w:t>
+              <w:t>具備基礎德語A1.1程度者, 比如上完「基礎德語入門(</w:t>
+            </w:r>
+            <w:proofErr w:type="gramStart"/>
+            <w:r>
+              <w:rPr>
+                <w:rFonts w:ascii="微軟正黑體" w:eastAsia="微軟正黑體" w:hAnsi="微軟正黑體" w:hint="eastAsia"/>
+                <w:sz w:val="22"/>
+              </w:rPr>
+              <w:t>一</w:t>
+            </w:r>
+            <w:proofErr w:type="gramEnd"/>
+            <w:r>
+              <w:rPr>
+                <w:rFonts w:ascii="微軟正黑體" w:eastAsia="微軟正黑體" w:hAnsi="微軟正黑體" w:hint="eastAsia"/>
+                <w:sz w:val="22"/>
+              </w:rPr>
+              <w:t>)」、對德語有興趣者。</w:t>
             </w:r>
           </w:p>
         </w:tc>
@@ -321,7 +361,25 @@
                 <w:color w:val="000000" w:themeColor="text1"/>
                 <w:sz w:val="22"/>
               </w:rPr>
-              <w:t>比如職場生活對話、就診對話、宴客邀請及回應邀請、購物詢價等</w:t>
+              <w:t>比如職場生活對話、就診對話、宴客邀請及回應邀請、購物</w:t>
+            </w:r>
+            <w:proofErr w:type="gramStart"/>
+            <w:r>
+              <w:rPr>
+                <w:rFonts w:ascii="微軟正黑體" w:eastAsia="微軟正黑體" w:hAnsi="微軟正黑體" w:cstheme="minorHAnsi" w:hint="eastAsia"/>
+                <w:color w:val="000000" w:themeColor="text1"/>
+                <w:sz w:val="22"/>
+              </w:rPr>
+              <w:t>詢</w:t>
+            </w:r>
+            <w:proofErr w:type="gramEnd"/>
+            <w:r>
+              <w:rPr>
+                <w:rFonts w:ascii="微軟正黑體" w:eastAsia="微軟正黑體" w:hAnsi="微軟正黑體" w:cstheme="minorHAnsi" w:hint="eastAsia"/>
+                <w:color w:val="000000" w:themeColor="text1"/>
+                <w:sz w:val="22"/>
+              </w:rPr>
+              <w:t>價等</w:t>
             </w:r>
             <w:r>
               <w:rPr>
@@ -422,6 +480,7 @@
                 <w:szCs w:val="24"/>
               </w:rPr>
             </w:pPr>
+            <w:proofErr w:type="spellStart"/>
             <w:r>
               <w:rPr>
                 <w:rFonts w:ascii="微軟正黑體" w:eastAsia="微軟正黑體" w:hAnsi="微軟正黑體" w:cs="標楷體"/>
@@ -429,7 +488,17 @@
                 <w:sz w:val="24"/>
                 <w:szCs w:val="24"/>
               </w:rPr>
-              <w:t>四、教材：</w:t>
+              <w:t>四、教材</w:t>
+            </w:r>
+            <w:proofErr w:type="spellEnd"/>
+            <w:r>
+              <w:rPr>
+                <w:rFonts w:ascii="微軟正黑體" w:eastAsia="微軟正黑體" w:hAnsi="微軟正黑體" w:cs="標楷體"/>
+                <w:b/>
+                <w:sz w:val="24"/>
+                <w:szCs w:val="24"/>
+              </w:rPr>
+              <w:t>：</w:t>
             </w:r>
           </w:p>
         </w:tc>
@@ -447,12 +516,21 @@
                 <w:sz w:val="22"/>
               </w:rPr>
             </w:pPr>
-            <w:r>
-              <w:rPr>
-                <w:rFonts w:ascii="微軟正黑體" w:eastAsia="微軟正黑體" w:hAnsi="微軟正黑體" w:hint="eastAsia"/>
-                <w:sz w:val="22"/>
-              </w:rPr>
-              <w:t>Netzwerk neu A1.1</w:t>
+            <w:proofErr w:type="spellStart"/>
+            <w:r>
+              <w:rPr>
+                <w:rFonts w:ascii="微軟正黑體" w:eastAsia="微軟正黑體" w:hAnsi="微軟正黑體" w:hint="eastAsia"/>
+                <w:sz w:val="22"/>
+              </w:rPr>
+              <w:t>Netzwerk</w:t>
+            </w:r>
+            <w:proofErr w:type="spellEnd"/>
+            <w:r>
+              <w:rPr>
+                <w:rFonts w:ascii="微軟正黑體" w:eastAsia="微軟正黑體" w:hAnsi="微軟正黑體" w:hint="eastAsia"/>
+                <w:sz w:val="22"/>
+              </w:rPr>
+              <w:t xml:space="preserve"> neu A1.1</w:t>
             </w:r>
           </w:p>
         </w:tc>
@@ -477,6 +555,7 @@
                 <w:szCs w:val="24"/>
               </w:rPr>
             </w:pPr>
+            <w:proofErr w:type="spellStart"/>
             <w:r>
               <w:rPr>
                 <w:rFonts w:ascii="微軟正黑體" w:eastAsia="微軟正黑體" w:hAnsi="微軟正黑體" w:cs="標楷體"/>
@@ -484,7 +563,17 @@
                 <w:sz w:val="24"/>
                 <w:szCs w:val="24"/>
               </w:rPr>
-              <w:t>五、上課期間：</w:t>
+              <w:t>五、上課期間</w:t>
+            </w:r>
+            <w:proofErr w:type="spellEnd"/>
+            <w:r>
+              <w:rPr>
+                <w:rFonts w:ascii="微軟正黑體" w:eastAsia="微軟正黑體" w:hAnsi="微軟正黑體" w:cs="標楷體"/>
+                <w:b/>
+                <w:sz w:val="24"/>
+                <w:szCs w:val="24"/>
+              </w:rPr>
+              <w:t>：</w:t>
             </w:r>
           </w:p>
         </w:tc>
@@ -508,8 +597,45 @@
                 <w:rFonts w:ascii="微軟正黑體" w:eastAsia="微軟正黑體" w:hAnsi="微軟正黑體" w:hint="eastAsia"/>
                 <w:sz w:val="22"/>
               </w:rPr>
-              <w:t>115.10.20-116.1.26</w:t>
-            </w:r>
+              <w:t>115.10.2</w:t>
+            </w:r>
+            <w:r>
+              <w:rPr>
+                <w:rFonts w:ascii="微軟正黑體" w:eastAsia="微軟正黑體" w:hAnsi="微軟正黑體" w:hint="eastAsia"/>
+                <w:sz w:val="22"/>
+              </w:rPr>
+              <w:t>7</w:t>
+            </w:r>
+            <w:r>
+              <w:rPr>
+                <w:rFonts w:ascii="微軟正黑體" w:eastAsia="微軟正黑體" w:hAnsi="微軟正黑體" w:hint="eastAsia"/>
+                <w:sz w:val="22"/>
+              </w:rPr>
+              <w:t>-116.</w:t>
+            </w:r>
+            <w:r>
+              <w:rPr>
+                <w:rFonts w:ascii="微軟正黑體" w:eastAsia="微軟正黑體" w:hAnsi="微軟正黑體" w:hint="eastAsia"/>
+                <w:sz w:val="22"/>
+              </w:rPr>
+              <w:t>2</w:t>
+            </w:r>
+            <w:r>
+              <w:rPr>
+                <w:rFonts w:ascii="微軟正黑體" w:eastAsia="微軟正黑體" w:hAnsi="微軟正黑體" w:hint="eastAsia"/>
+                <w:sz w:val="22"/>
+              </w:rPr>
+              <w:t>.</w:t>
+            </w:r>
+            <w:r>
+              <w:rPr>
+                <w:rFonts w:ascii="微軟正黑體" w:eastAsia="微軟正黑體" w:hAnsi="微軟正黑體" w:hint="eastAsia"/>
+                <w:sz w:val="22"/>
+              </w:rPr>
+              <w:t>2</w:t>
+            </w:r>
+            <w:bookmarkStart w:id="0" w:name="_GoBack"/>
+            <w:bookmarkEnd w:id="0"/>
           </w:p>
           <w:p>
             <w:pPr>
@@ -550,6 +676,7 @@
                 <w:szCs w:val="24"/>
               </w:rPr>
             </w:pPr>
+            <w:proofErr w:type="spellStart"/>
             <w:r>
               <w:rPr>
                 <w:rFonts w:ascii="微軟正黑體" w:eastAsia="微軟正黑體" w:hAnsi="微軟正黑體" w:cs="標楷體"/>
@@ -557,7 +684,17 @@
                 <w:sz w:val="24"/>
                 <w:szCs w:val="24"/>
               </w:rPr>
-              <w:t>六、上課時間：</w:t>
+              <w:t>六、上課時間</w:t>
+            </w:r>
+            <w:proofErr w:type="spellEnd"/>
+            <w:r>
+              <w:rPr>
+                <w:rFonts w:ascii="微軟正黑體" w:eastAsia="微軟正黑體" w:hAnsi="微軟正黑體" w:cs="標楷體"/>
+                <w:b/>
+                <w:sz w:val="24"/>
+                <w:szCs w:val="24"/>
+              </w:rPr>
+              <w:t>：</w:t>
             </w:r>
           </w:p>
         </w:tc>
@@ -696,6 +833,7 @@
                 <w:szCs w:val="24"/>
               </w:rPr>
             </w:pPr>
+            <w:proofErr w:type="spellStart"/>
             <w:r>
               <w:rPr>
                 <w:rFonts w:ascii="微軟正黑體" w:eastAsia="微軟正黑體" w:hAnsi="微軟正黑體" w:cs="標楷體"/>
@@ -703,7 +841,17 @@
                 <w:sz w:val="24"/>
                 <w:szCs w:val="24"/>
               </w:rPr>
-              <w:t>七、上課地點：</w:t>
+              <w:t>七、上課地點</w:t>
+            </w:r>
+            <w:proofErr w:type="spellEnd"/>
+            <w:r>
+              <w:rPr>
+                <w:rFonts w:ascii="微軟正黑體" w:eastAsia="微軟正黑體" w:hAnsi="微軟正黑體" w:cs="標楷體"/>
+                <w:b/>
+                <w:sz w:val="24"/>
+                <w:szCs w:val="24"/>
+              </w:rPr>
+              <w:t>：</w:t>
             </w:r>
           </w:p>
         </w:tc>
@@ -751,6 +899,7 @@
                 <w:szCs w:val="24"/>
               </w:rPr>
             </w:pPr>
+            <w:proofErr w:type="spellStart"/>
             <w:r>
               <w:rPr>
                 <w:rFonts w:ascii="微軟正黑體" w:eastAsia="微軟正黑體" w:hAnsi="微軟正黑體" w:cs="標楷體"/>
@@ -758,7 +907,17 @@
                 <w:sz w:val="24"/>
                 <w:szCs w:val="24"/>
               </w:rPr>
-              <w:t>八、授課教師：</w:t>
+              <w:t>八、授課教師</w:t>
+            </w:r>
+            <w:proofErr w:type="spellEnd"/>
+            <w:r>
+              <w:rPr>
+                <w:rFonts w:ascii="微軟正黑體" w:eastAsia="微軟正黑體" w:hAnsi="微軟正黑體" w:cs="標楷體"/>
+                <w:b/>
+                <w:sz w:val="24"/>
+                <w:szCs w:val="24"/>
+              </w:rPr>
+              <w:t>：</w:t>
             </w:r>
           </w:p>
         </w:tc>
@@ -841,6 +1000,7 @@
                 <w:szCs w:val="24"/>
               </w:rPr>
             </w:pPr>
+            <w:proofErr w:type="spellStart"/>
             <w:r>
               <w:rPr>
                 <w:rFonts w:ascii="微軟正黑體" w:eastAsia="微軟正黑體" w:hAnsi="微軟正黑體" w:cs="標楷體"/>
@@ -848,7 +1008,17 @@
                 <w:sz w:val="24"/>
                 <w:szCs w:val="24"/>
               </w:rPr>
-              <w:t>九、評分方式：</w:t>
+              <w:t>九、評分方式</w:t>
+            </w:r>
+            <w:proofErr w:type="spellEnd"/>
+            <w:r>
+              <w:rPr>
+                <w:rFonts w:ascii="微軟正黑體" w:eastAsia="微軟正黑體" w:hAnsi="微軟正黑體" w:cs="標楷體"/>
+                <w:b/>
+                <w:sz w:val="24"/>
+                <w:szCs w:val="24"/>
+              </w:rPr>
+              <w:t>：</w:t>
             </w:r>
           </w:p>
         </w:tc>
@@ -1116,7 +1286,31 @@
                 <w:szCs w:val="24"/>
                 <w:lang w:eastAsia="zh-TW"/>
               </w:rPr>
-              <w:t>一律不收現金</w:t>
+              <w:t>一律</w:t>
+            </w:r>
+            <w:proofErr w:type="gramStart"/>
+            <w:r>
+              <w:rPr>
+                <w:rFonts w:ascii="微軟正黑體" w:eastAsia="微軟正黑體" w:hAnsi="微軟正黑體" w:cs="標楷體" w:hint="eastAsia"/>
+                <w:color w:val="FF0000"/>
+                <w:spacing w:val="-7"/>
+                <w:sz w:val="24"/>
+                <w:szCs w:val="24"/>
+                <w:lang w:eastAsia="zh-TW"/>
+              </w:rPr>
+              <w:t>不</w:t>
+            </w:r>
+            <w:proofErr w:type="gramEnd"/>
+            <w:r>
+              <w:rPr>
+                <w:rFonts w:ascii="微軟正黑體" w:eastAsia="微軟正黑體" w:hAnsi="微軟正黑體" w:cs="標楷體" w:hint="eastAsia"/>
+                <w:color w:val="FF0000"/>
+                <w:spacing w:val="-7"/>
+                <w:sz w:val="24"/>
+                <w:szCs w:val="24"/>
+                <w:lang w:eastAsia="zh-TW"/>
+              </w:rPr>
+              <w:t>收現金</w:t>
             </w:r>
             <w:r>
               <w:rPr>
@@ -1490,7 +1684,23 @@
                 <w:rFonts w:ascii="微軟正黑體" w:eastAsia="微軟正黑體" w:hAnsi="微軟正黑體"/>
                 <w:szCs w:val="24"/>
               </w:rPr>
-              <w:t>(3) 88 折：三人以上同時報名同一課程者或開課前兩週報名早鳥優惠者。</w:t>
+              <w:t>(3) 88 折：三人以上同時報名同一課程者或開課前兩</w:t>
+            </w:r>
+            <w:proofErr w:type="gramStart"/>
+            <w:r>
+              <w:rPr>
+                <w:rFonts w:ascii="微軟正黑體" w:eastAsia="微軟正黑體" w:hAnsi="微軟正黑體"/>
+                <w:szCs w:val="24"/>
+              </w:rPr>
+              <w:t>週報名早鳥優</w:t>
+            </w:r>
+            <w:proofErr w:type="gramEnd"/>
+            <w:r>
+              <w:rPr>
+                <w:rFonts w:ascii="微軟正黑體" w:eastAsia="微軟正黑體" w:hAnsi="微軟正黑體"/>
+                <w:szCs w:val="24"/>
+              </w:rPr>
+              <w:t>惠者。</w:t>
             </w:r>
           </w:p>
         </w:tc>
@@ -1604,6 +1814,7 @@
                 <w:lang w:eastAsia="en-US"/>
               </w:rPr>
             </w:pPr>
+            <w:proofErr w:type="spellStart"/>
             <w:r>
               <w:rPr>
                 <w:rFonts w:ascii="微軟正黑體" w:eastAsia="微軟正黑體" w:hAnsi="微軟正黑體" w:cs="標楷體"/>
@@ -1612,7 +1823,18 @@
                 <w:szCs w:val="24"/>
                 <w:lang w:eastAsia="en-US"/>
               </w:rPr>
-              <w:t>十一、報名期間：</w:t>
+              <w:t>十一、報名期間</w:t>
+            </w:r>
+            <w:proofErr w:type="spellEnd"/>
+            <w:r>
+              <w:rPr>
+                <w:rFonts w:ascii="微軟正黑體" w:eastAsia="微軟正黑體" w:hAnsi="微軟正黑體" w:cs="標楷體"/>
+                <w:b/>
+                <w:kern w:val="0"/>
+                <w:szCs w:val="24"/>
+                <w:lang w:eastAsia="en-US"/>
+              </w:rPr>
+              <w:t>：</w:t>
             </w:r>
           </w:p>
         </w:tc>
@@ -1638,7 +1860,29 @@
                 <w:szCs w:val="24"/>
                 <w:shd w:val="pct15" w:color="auto" w:fill="FFFFFF"/>
               </w:rPr>
-              <w:t>即日起至開課前兩週止</w:t>
+              <w:t>即日起至開課前兩</w:t>
+            </w:r>
+            <w:proofErr w:type="gramStart"/>
+            <w:r>
+              <w:rPr>
+                <w:rFonts w:ascii="微軟正黑體" w:eastAsia="微軟正黑體" w:hAnsi="微軟正黑體"/>
+                <w:b/>
+                <w:color w:val="FF0000"/>
+                <w:szCs w:val="24"/>
+                <w:shd w:val="pct15" w:color="auto" w:fill="FFFFFF"/>
+              </w:rPr>
+              <w:t>週</w:t>
+            </w:r>
+            <w:proofErr w:type="gramEnd"/>
+            <w:r>
+              <w:rPr>
+                <w:rFonts w:ascii="微軟正黑體" w:eastAsia="微軟正黑體" w:hAnsi="微軟正黑體"/>
+                <w:b/>
+                <w:color w:val="FF0000"/>
+                <w:szCs w:val="24"/>
+                <w:shd w:val="pct15" w:color="auto" w:fill="FFFFFF"/>
+              </w:rPr>
+              <w:t>止</w:t>
             </w:r>
             <w:r>
               <w:rPr>
@@ -1668,6 +1912,7 @@
                 <w:lang w:eastAsia="en-US"/>
               </w:rPr>
             </w:pPr>
+            <w:proofErr w:type="spellStart"/>
             <w:r>
               <w:rPr>
                 <w:rFonts w:ascii="微軟正黑體" w:eastAsia="微軟正黑體" w:hAnsi="微軟正黑體" w:cs="標楷體"/>
@@ -1677,7 +1922,18 @@
                 <w:lang w:eastAsia="en-US"/>
               </w:rPr>
               <w:lastRenderedPageBreak/>
-              <w:t>十二、結業證書：</w:t>
+              <w:t>十二、結業證書</w:t>
+            </w:r>
+            <w:proofErr w:type="spellEnd"/>
+            <w:r>
+              <w:rPr>
+                <w:rFonts w:ascii="微軟正黑體" w:eastAsia="微軟正黑體" w:hAnsi="微軟正黑體" w:cs="標楷體"/>
+                <w:b/>
+                <w:kern w:val="0"/>
+                <w:szCs w:val="24"/>
+                <w:lang w:eastAsia="en-US"/>
+              </w:rPr>
+              <w:t>：</w:t>
             </w:r>
           </w:p>
         </w:tc>
@@ -1735,7 +1991,25 @@
                 <w:kern w:val="0"/>
                 <w:szCs w:val="24"/>
               </w:rPr>
-              <w:t>3. 結業證書於課程結束2週後核發，若有特殊需求，可另提出申請。</w:t>
+              <w:t>3. 結業證書於課程結束2</w:t>
+            </w:r>
+            <w:proofErr w:type="gramStart"/>
+            <w:r>
+              <w:rPr>
+                <w:rFonts w:ascii="微軟正黑體" w:eastAsia="微軟正黑體" w:hAnsi="微軟正黑體" w:hint="eastAsia"/>
+                <w:kern w:val="0"/>
+                <w:szCs w:val="24"/>
+              </w:rPr>
+              <w:t>週</w:t>
+            </w:r>
+            <w:proofErr w:type="gramEnd"/>
+            <w:r>
+              <w:rPr>
+                <w:rFonts w:ascii="微軟正黑體" w:eastAsia="微軟正黑體" w:hAnsi="微軟正黑體" w:hint="eastAsia"/>
+                <w:kern w:val="0"/>
+                <w:szCs w:val="24"/>
+              </w:rPr>
+              <w:t>後核發，若有特殊需求，可另提出申請。</w:t>
             </w:r>
           </w:p>
         </w:tc>
@@ -1758,6 +2032,7 @@
                 <w:lang w:eastAsia="en-US"/>
               </w:rPr>
             </w:pPr>
+            <w:proofErr w:type="spellStart"/>
             <w:r>
               <w:rPr>
                 <w:rFonts w:ascii="微軟正黑體" w:eastAsia="微軟正黑體" w:hAnsi="微軟正黑體" w:cs="標楷體"/>
@@ -1766,7 +2041,18 @@
                 <w:szCs w:val="24"/>
                 <w:lang w:eastAsia="en-US"/>
               </w:rPr>
-              <w:t>十三、退費準則：</w:t>
+              <w:t>十三、退費準則</w:t>
+            </w:r>
+            <w:proofErr w:type="spellEnd"/>
+            <w:r>
+              <w:rPr>
+                <w:rFonts w:ascii="微軟正黑體" w:eastAsia="微軟正黑體" w:hAnsi="微軟正黑體" w:cs="標楷體"/>
+                <w:b/>
+                <w:kern w:val="0"/>
+                <w:szCs w:val="24"/>
+                <w:lang w:eastAsia="en-US"/>
+              </w:rPr>
+              <w:t>：</w:t>
             </w:r>
           </w:p>
         </w:tc>
@@ -1900,13 +2186,23 @@
               </w:rPr>
               <w:t>自實際上課之日算起</w:t>
             </w:r>
+            <w:proofErr w:type="gramStart"/>
             <w:r>
               <w:rPr>
                 <w:rFonts w:ascii="微軟正黑體" w:eastAsia="微軟正黑體" w:hAnsi="微軟正黑體"/>
                 <w:szCs w:val="24"/>
                 <w:u w:val="single"/>
               </w:rPr>
-              <w:t>未逾全期三分之一</w:t>
+              <w:t>未逾全期</w:t>
+            </w:r>
+            <w:proofErr w:type="gramEnd"/>
+            <w:r>
+              <w:rPr>
+                <w:rFonts w:ascii="微軟正黑體" w:eastAsia="微軟正黑體" w:hAnsi="微軟正黑體"/>
+                <w:szCs w:val="24"/>
+                <w:u w:val="single"/>
+              </w:rPr>
+              <w:t>三分之一</w:t>
             </w:r>
             <w:r>
               <w:rPr>
@@ -1953,13 +2249,23 @@
               </w:rPr>
               <w:t>在班時間</w:t>
             </w:r>
+            <w:proofErr w:type="gramStart"/>
             <w:r>
               <w:rPr>
                 <w:rFonts w:ascii="微軟正黑體" w:eastAsia="微軟正黑體" w:hAnsi="微軟正黑體"/>
                 <w:szCs w:val="24"/>
                 <w:u w:val="single"/>
               </w:rPr>
-              <w:t>已逾全期三分之一</w:t>
+              <w:t>已逾全期</w:t>
+            </w:r>
+            <w:proofErr w:type="gramEnd"/>
+            <w:r>
+              <w:rPr>
+                <w:rFonts w:ascii="微軟正黑體" w:eastAsia="微軟正黑體" w:hAnsi="微軟正黑體"/>
+                <w:szCs w:val="24"/>
+                <w:u w:val="single"/>
+              </w:rPr>
+              <w:t>三分之一</w:t>
             </w:r>
             <w:r>
               <w:rPr>
@@ -2043,7 +2349,23 @@
                 <w:rFonts w:ascii="微軟正黑體" w:eastAsia="微軟正黑體" w:hAnsi="微軟正黑體"/>
                 <w:szCs w:val="24"/>
               </w:rPr>
-              <w:t>之郵局或銀行局號帳號，俾便匯款；如無</w:t>
+              <w:t>之郵局或</w:t>
+            </w:r>
+            <w:proofErr w:type="gramStart"/>
+            <w:r>
+              <w:rPr>
+                <w:rFonts w:ascii="微軟正黑體" w:eastAsia="微軟正黑體" w:hAnsi="微軟正黑體"/>
+                <w:szCs w:val="24"/>
+              </w:rPr>
+              <w:t>銀行局號帳號</w:t>
+            </w:r>
+            <w:proofErr w:type="gramEnd"/>
+            <w:r>
+              <w:rPr>
+                <w:rFonts w:ascii="微軟正黑體" w:eastAsia="微軟正黑體" w:hAnsi="微軟正黑體"/>
+                <w:szCs w:val="24"/>
+              </w:rPr>
+              <w:t>，俾便匯款；如無</w:t>
             </w:r>
             <w:r>
               <w:rPr>
@@ -2080,6 +2402,7 @@
                 <w:lang w:eastAsia="en-US"/>
               </w:rPr>
             </w:pPr>
+            <w:proofErr w:type="spellStart"/>
             <w:r>
               <w:rPr>
                 <w:rFonts w:ascii="微軟正黑體" w:eastAsia="微軟正黑體" w:hAnsi="微軟正黑體" w:cs="標楷體"/>
@@ -2088,7 +2411,18 @@
                 <w:szCs w:val="24"/>
                 <w:lang w:eastAsia="en-US"/>
               </w:rPr>
-              <w:t>十四、報名方式：</w:t>
+              <w:t>十四、報名方式</w:t>
+            </w:r>
+            <w:proofErr w:type="spellEnd"/>
+            <w:r>
+              <w:rPr>
+                <w:rFonts w:ascii="微軟正黑體" w:eastAsia="微軟正黑體" w:hAnsi="微軟正黑體" w:cs="標楷體"/>
+                <w:b/>
+                <w:kern w:val="0"/>
+                <w:szCs w:val="24"/>
+                <w:lang w:eastAsia="en-US"/>
+              </w:rPr>
+              <w:t>：</w:t>
             </w:r>
           </w:p>
         </w:tc>
@@ -2113,12 +2447,21 @@
               </w:rPr>
               <w:t xml:space="preserve">   </w:t>
             </w:r>
+            <w:proofErr w:type="gramStart"/>
             <w:r>
               <w:rPr>
                 <w:rFonts w:ascii="微軟正黑體" w:eastAsia="微軟正黑體" w:hAnsi="微軟正黑體" w:cs="Times New Roman" w:hint="eastAsia"/>
                 <w:szCs w:val="24"/>
               </w:rPr>
-              <w:t>線上報名(分兩階段) ：</w:t>
+              <w:t>線上報名</w:t>
+            </w:r>
+            <w:proofErr w:type="gramEnd"/>
+            <w:r>
+              <w:rPr>
+                <w:rFonts w:ascii="微軟正黑體" w:eastAsia="微軟正黑體" w:hAnsi="微軟正黑體" w:cs="Times New Roman" w:hint="eastAsia"/>
+                <w:szCs w:val="24"/>
+              </w:rPr>
+              <w:t>(分兩階段) ：</w:t>
             </w:r>
           </w:p>
           <w:p>
@@ -2137,7 +2480,39 @@
                 <w:rFonts w:ascii="微軟正黑體" w:eastAsia="微軟正黑體" w:hAnsi="微軟正黑體" w:cs="Times New Roman" w:hint="eastAsia"/>
                 <w:szCs w:val="24"/>
               </w:rPr>
-              <w:t>第一階段：點擊欲報名課程橘色『報名』按鈕，線上登記報名。</w:t>
+              <w:t>第一階段：點擊欲報名課程</w:t>
+            </w:r>
+            <w:proofErr w:type="gramStart"/>
+            <w:r>
+              <w:rPr>
+                <w:rFonts w:ascii="微軟正黑體" w:eastAsia="微軟正黑體" w:hAnsi="微軟正黑體" w:cs="Times New Roman" w:hint="eastAsia"/>
+                <w:szCs w:val="24"/>
+              </w:rPr>
+              <w:t>橘</w:t>
+            </w:r>
+            <w:proofErr w:type="gramEnd"/>
+            <w:r>
+              <w:rPr>
+                <w:rFonts w:ascii="微軟正黑體" w:eastAsia="微軟正黑體" w:hAnsi="微軟正黑體" w:cs="Times New Roman" w:hint="eastAsia"/>
+                <w:szCs w:val="24"/>
+              </w:rPr>
+              <w:t>色『報名』按鈕，</w:t>
+            </w:r>
+            <w:proofErr w:type="gramStart"/>
+            <w:r>
+              <w:rPr>
+                <w:rFonts w:ascii="微軟正黑體" w:eastAsia="微軟正黑體" w:hAnsi="微軟正黑體" w:cs="Times New Roman" w:hint="eastAsia"/>
+                <w:szCs w:val="24"/>
+              </w:rPr>
+              <w:t>線上登</w:t>
+            </w:r>
+            <w:proofErr w:type="gramEnd"/>
+            <w:r>
+              <w:rPr>
+                <w:rFonts w:ascii="微軟正黑體" w:eastAsia="微軟正黑體" w:hAnsi="微軟正黑體" w:cs="Times New Roman" w:hint="eastAsia"/>
+                <w:szCs w:val="24"/>
+              </w:rPr>
+              <w:t>記報名。</w:t>
             </w:r>
           </w:p>
           <w:p>
@@ -2447,7 +2822,7 @@
 </file>
 
 <file path=word/endnotes.xml><?xml version="1.0" encoding="utf-8"?>
-<w:endnotes xmlns:wpc="http://schemas.microsoft.com/office/word/2010/wordprocessingCanvas" xmlns:cx="http://schemas.microsoft.com/office/drawing/2014/chartex" xmlns:cx1="http://schemas.microsoft.com/office/drawing/2015/9/8/chartex" xmlns:cx2="http://schemas.microsoft.com/office/drawing/2015/10/21/chartex" xmlns:cx3="http://schemas.microsoft.com/office/drawing/2016/5/9/chartex" xmlns:cx4="http://schemas.microsoft.com/office/drawing/2016/5/10/chartex" xmlns:cx5="http://schemas.microsoft.com/office/drawing/2016/5/11/chartex" xmlns:cx6="http://schemas.microsoft.com/office/drawing/2016/5/12/chartex" xmlns:cx7="http://schemas.microsoft.com/office/drawing/2016/5/13/chartex" xmlns:cx8="http://schemas.microsoft.com/office/drawing/2016/5/14/chartex" xmlns:mc="http://schemas.openxmlformats.org/markup-compatibility/2006" xmlns:aink="http://schemas.microsoft.com/office/drawing/2016/ink" xmlns:am3d="http://schemas.microsoft.com/office/drawing/2017/model3d" xmlns:o="urn:schemas-microsoft-com:office:office" xmlns:oel="http://schemas.microsoft.com/office/2019/extlst" xmlns:r="http://schemas.openxmlformats.org/officeDocument/2006/relationships" xmlns:m="http://schemas.openxmlformats.org/officeDocument/2006/math" xmlns:v="urn:schemas-microsoft-com:vml" xmlns:wp14="http://schemas.microsoft.com/office/word/2010/wordprocessingDrawing" xmlns:wp="http://schemas.openxmlformats.org/drawingml/2006/wordprocessingDrawing" xmlns:w10="urn:schemas-microsoft-com:office:word" xmlns:w="http://schemas.openxmlformats.org/wordprocessingml/2006/main" xmlns:w14="http://schemas.microsoft.com/office/word/2010/wordml" xmlns:w15="http://schemas.microsoft.com/office/word/2012/wordml" xmlns:w16cex="http://schemas.microsoft.com/office/word/2018/wordml/cex" xmlns:w16cid="http://schemas.microsoft.com/office/word/2016/wordml/cid" xmlns:w16="http://schemas.microsoft.com/office/word/2018/wordml" xmlns:w16du="http://schemas.microsoft.com/office/word/2023/wordml/word16du" xmlns:w16sdtdh="http://schemas.microsoft.com/office/word/2020/wordml/sdtdatahash" xmlns:w16sdtfl="http://schemas.microsoft.com/office/word/2024/wordml/sdtformatlock" xmlns:w16se="http://schemas.microsoft.com/office/word/2015/wordml/symex" xmlns:wpg="http://schemas.microsoft.com/office/word/2010/wordprocessingGroup" xmlns:wpi="http://schemas.microsoft.com/office/word/2010/wordprocessingInk" xmlns:wne="http://schemas.microsoft.com/office/word/2006/wordml" xmlns:wps="http://schemas.microsoft.com/office/word/2010/wordprocessingShape" mc:Ignorable="w14 w15 w16se w16cid w16 w16cex w16sdtdh w16sdtfl w16du wp14">
+<w:endnotes xmlns:wpc="http://schemas.microsoft.com/office/word/2010/wordprocessingCanvas" xmlns:cx="http://schemas.microsoft.com/office/drawing/2014/chartex" xmlns:cx1="http://schemas.microsoft.com/office/drawing/2015/9/8/chartex" xmlns:cx2="http://schemas.microsoft.com/office/drawing/2015/10/21/chartex" xmlns:cx3="http://schemas.microsoft.com/office/drawing/2016/5/9/chartex" xmlns:cx4="http://schemas.microsoft.com/office/drawing/2016/5/10/chartex" xmlns:cx5="http://schemas.microsoft.com/office/drawing/2016/5/11/chartex" xmlns:cx6="http://schemas.microsoft.com/office/drawing/2016/5/12/chartex" xmlns:cx7="http://schemas.microsoft.com/office/drawing/2016/5/13/chartex" xmlns:cx8="http://schemas.microsoft.com/office/drawing/2016/5/14/chartex" xmlns:mc="http://schemas.openxmlformats.org/markup-compatibility/2006" xmlns:aink="http://schemas.microsoft.com/office/drawing/2016/ink" xmlns:am3d="http://schemas.microsoft.com/office/drawing/2017/model3d" xmlns:o="urn:schemas-microsoft-com:office:office" xmlns:r="http://schemas.openxmlformats.org/officeDocument/2006/relationships" xmlns:m="http://schemas.openxmlformats.org/officeDocument/2006/math" xmlns:v="urn:schemas-microsoft-com:vml" xmlns:wp14="http://schemas.microsoft.com/office/word/2010/wordprocessingDrawing" xmlns:wp="http://schemas.openxmlformats.org/drawingml/2006/wordprocessingDrawing" xmlns:w10="urn:schemas-microsoft-com:office:word" xmlns:w="http://schemas.openxmlformats.org/wordprocessingml/2006/main" xmlns:w14="http://schemas.microsoft.com/office/word/2010/wordml" xmlns:w15="http://schemas.microsoft.com/office/word/2012/wordml" xmlns:w16cid="http://schemas.microsoft.com/office/word/2016/wordml/cid" xmlns:w16se="http://schemas.microsoft.com/office/word/2015/wordml/symex" xmlns:wpg="http://schemas.microsoft.com/office/word/2010/wordprocessingGroup" xmlns:wpi="http://schemas.microsoft.com/office/word/2010/wordprocessingInk" xmlns:wne="http://schemas.microsoft.com/office/word/2006/wordml" xmlns:wps="http://schemas.microsoft.com/office/word/2010/wordprocessingShape" mc:Ignorable="w14 w15 w16se w16cid wp14">
   <w:endnote w:type="separator" w:id="-1">
     <w:p>
       <w:r>
@@ -2466,7 +2841,7 @@
 </file>
 
 <file path=word/footnotes.xml><?xml version="1.0" encoding="utf-8"?>
-<w:footnotes xmlns:wpc="http://schemas.microsoft.com/office/word/2010/wordprocessingCanvas" xmlns:cx="http://schemas.microsoft.com/office/drawing/2014/chartex" xmlns:cx1="http://schemas.microsoft.com/office/drawing/2015/9/8/chartex" xmlns:cx2="http://schemas.microsoft.com/office/drawing/2015/10/21/chartex" xmlns:cx3="http://schemas.microsoft.com/office/drawing/2016/5/9/chartex" xmlns:cx4="http://schemas.microsoft.com/office/drawing/2016/5/10/chartex" xmlns:cx5="http://schemas.microsoft.com/office/drawing/2016/5/11/chartex" xmlns:cx6="http://schemas.microsoft.com/office/drawing/2016/5/12/chartex" xmlns:cx7="http://schemas.microsoft.com/office/drawing/2016/5/13/chartex" xmlns:cx8="http://schemas.microsoft.com/office/drawing/2016/5/14/chartex" xmlns:mc="http://schemas.openxmlformats.org/markup-compatibility/2006" xmlns:aink="http://schemas.microsoft.com/office/drawing/2016/ink" xmlns:am3d="http://schemas.microsoft.com/office/drawing/2017/model3d" xmlns:o="urn:schemas-microsoft-com:office:office" xmlns:oel="http://schemas.microsoft.com/office/2019/extlst" xmlns:r="http://schemas.openxmlformats.org/officeDocument/2006/relationships" xmlns:m="http://schemas.openxmlformats.org/officeDocument/2006/math" xmlns:v="urn:schemas-microsoft-com:vml" xmlns:wp14="http://schemas.microsoft.com/office/word/2010/wordprocessingDrawing" xmlns:wp="http://schemas.openxmlformats.org/drawingml/2006/wordprocessingDrawing" xmlns:w10="urn:schemas-microsoft-com:office:word" xmlns:w="http://schemas.openxmlformats.org/wordprocessingml/2006/main" xmlns:w14="http://schemas.microsoft.com/office/word/2010/wordml" xmlns:w15="http://schemas.microsoft.com/office/word/2012/wordml" xmlns:w16cex="http://schemas.microsoft.com/office/word/2018/wordml/cex" xmlns:w16cid="http://schemas.microsoft.com/office/word/2016/wordml/cid" xmlns:w16="http://schemas.microsoft.com/office/word/2018/wordml" xmlns:w16du="http://schemas.microsoft.com/office/word/2023/wordml/word16du" xmlns:w16sdtdh="http://schemas.microsoft.com/office/word/2020/wordml/sdtdatahash" xmlns:w16sdtfl="http://schemas.microsoft.com/office/word/2024/wordml/sdtformatlock" xmlns:w16se="http://schemas.microsoft.com/office/word/2015/wordml/symex" xmlns:wpg="http://schemas.microsoft.com/office/word/2010/wordprocessingGroup" xmlns:wpi="http://schemas.microsoft.com/office/word/2010/wordprocessingInk" xmlns:wne="http://schemas.microsoft.com/office/word/2006/wordml" xmlns:wps="http://schemas.microsoft.com/office/word/2010/wordprocessingShape" mc:Ignorable="w14 w15 w16se w16cid w16 w16cex w16sdtdh w16sdtfl w16du wp14">
+<w:footnotes xmlns:wpc="http://schemas.microsoft.com/office/word/2010/wordprocessingCanvas" xmlns:cx="http://schemas.microsoft.com/office/drawing/2014/chartex" xmlns:cx1="http://schemas.microsoft.com/office/drawing/2015/9/8/chartex" xmlns:cx2="http://schemas.microsoft.com/office/drawing/2015/10/21/chartex" xmlns:cx3="http://schemas.microsoft.com/office/drawing/2016/5/9/chartex" xmlns:cx4="http://schemas.microsoft.com/office/drawing/2016/5/10/chartex" xmlns:cx5="http://schemas.microsoft.com/office/drawing/2016/5/11/chartex" xmlns:cx6="http://schemas.microsoft.com/office/drawing/2016/5/12/chartex" xmlns:cx7="http://schemas.microsoft.com/office/drawing/2016/5/13/chartex" xmlns:cx8="http://schemas.microsoft.com/office/drawing/2016/5/14/chartex" xmlns:mc="http://schemas.openxmlformats.org/markup-compatibility/2006" xmlns:aink="http://schemas.microsoft.com/office/drawing/2016/ink" xmlns:am3d="http://schemas.microsoft.com/office/drawing/2017/model3d" xmlns:o="urn:schemas-microsoft-com:office:office" xmlns:r="http://schemas.openxmlformats.org/officeDocument/2006/relationships" xmlns:m="http://schemas.openxmlformats.org/officeDocument/2006/math" xmlns:v="urn:schemas-microsoft-com:vml" xmlns:wp14="http://schemas.microsoft.com/office/word/2010/wordprocessingDrawing" xmlns:wp="http://schemas.openxmlformats.org/drawingml/2006/wordprocessingDrawing" xmlns:w10="urn:schemas-microsoft-com:office:word" xmlns:w="http://schemas.openxmlformats.org/wordprocessingml/2006/main" xmlns:w14="http://schemas.microsoft.com/office/word/2010/wordml" xmlns:w15="http://schemas.microsoft.com/office/word/2012/wordml" xmlns:w16cid="http://schemas.microsoft.com/office/word/2016/wordml/cid" xmlns:w16se="http://schemas.microsoft.com/office/word/2015/wordml/symex" xmlns:wpg="http://schemas.microsoft.com/office/word/2010/wordprocessingGroup" xmlns:wpi="http://schemas.microsoft.com/office/word/2010/wordprocessingInk" xmlns:wne="http://schemas.microsoft.com/office/word/2006/wordml" xmlns:wps="http://schemas.microsoft.com/office/word/2010/wordprocessingShape" mc:Ignorable="w14 w15 w16se w16cid wp14">
   <w:footnote w:type="separator" w:id="-1">
     <w:p>
       <w:r>
@@ -2485,7 +2860,7 @@
 </file>
 
 <file path=word/header1.xml><?xml version="1.0" encoding="utf-8"?>
-<w:hdr xmlns:wpc="http://schemas.microsoft.com/office/word/2010/wordprocessingCanvas" xmlns:cx="http://schemas.microsoft.com/office/drawing/2014/chartex" xmlns:cx1="http://schemas.microsoft.com/office/drawing/2015/9/8/chartex" xmlns:cx2="http://schemas.microsoft.com/office/drawing/2015/10/21/chartex" xmlns:cx3="http://schemas.microsoft.com/office/drawing/2016/5/9/chartex" xmlns:cx4="http://schemas.microsoft.com/office/drawing/2016/5/10/chartex" xmlns:cx5="http://schemas.microsoft.com/office/drawing/2016/5/11/chartex" xmlns:cx6="http://schemas.microsoft.com/office/drawing/2016/5/12/chartex" xmlns:cx7="http://schemas.microsoft.com/office/drawing/2016/5/13/chartex" xmlns:cx8="http://schemas.microsoft.com/office/drawing/2016/5/14/chartex" xmlns:mc="http://schemas.openxmlformats.org/markup-compatibility/2006" xmlns:aink="http://schemas.microsoft.com/office/drawing/2016/ink" xmlns:am3d="http://schemas.microsoft.com/office/drawing/2017/model3d" xmlns:o="urn:schemas-microsoft-com:office:office" xmlns:oel="http://schemas.microsoft.com/office/2019/extlst" xmlns:r="http://schemas.openxmlformats.org/officeDocument/2006/relationships" xmlns:m="http://schemas.openxmlformats.org/officeDocument/2006/math" xmlns:v="urn:schemas-microsoft-com:vml" xmlns:wp14="http://schemas.microsoft.com/office/word/2010/wordprocessingDrawing" xmlns:wp="http://schemas.openxmlformats.org/drawingml/2006/wordprocessingDrawing" xmlns:w10="urn:schemas-microsoft-com:office:word" xmlns:w="http://schemas.openxmlformats.org/wordprocessingml/2006/main" xmlns:w14="http://schemas.microsoft.com/office/word/2010/wordml" xmlns:w15="http://schemas.microsoft.com/office/word/2012/wordml" xmlns:w16cex="http://schemas.microsoft.com/office/word/2018/wordml/cex" xmlns:w16cid="http://schemas.microsoft.com/office/word/2016/wordml/cid" xmlns:w16="http://schemas.microsoft.com/office/word/2018/wordml" xmlns:w16du="http://schemas.microsoft.com/office/word/2023/wordml/word16du" xmlns:w16sdtdh="http://schemas.microsoft.com/office/word/2020/wordml/sdtdatahash" xmlns:w16sdtfl="http://schemas.microsoft.com/office/word/2024/wordml/sdtformatlock" xmlns:w16se="http://schemas.microsoft.com/office/word/2015/wordml/symex" xmlns:wpg="http://schemas.microsoft.com/office/word/2010/wordprocessingGroup" xmlns:wpi="http://schemas.microsoft.com/office/word/2010/wordprocessingInk" xmlns:wne="http://schemas.microsoft.com/office/word/2006/wordml" xmlns:wps="http://schemas.microsoft.com/office/word/2010/wordprocessingShape" mc:Ignorable="w14 w15 w16se w16cid w16 w16cex w16sdtdh w16sdtfl w16du wp14">
+<w:hdr xmlns:wpc="http://schemas.microsoft.com/office/word/2010/wordprocessingCanvas" xmlns:cx="http://schemas.microsoft.com/office/drawing/2014/chartex" xmlns:cx1="http://schemas.microsoft.com/office/drawing/2015/9/8/chartex" xmlns:cx2="http://schemas.microsoft.com/office/drawing/2015/10/21/chartex" xmlns:cx3="http://schemas.microsoft.com/office/drawing/2016/5/9/chartex" xmlns:cx4="http://schemas.microsoft.com/office/drawing/2016/5/10/chartex" xmlns:cx5="http://schemas.microsoft.com/office/drawing/2016/5/11/chartex" xmlns:cx6="http://schemas.microsoft.com/office/drawing/2016/5/12/chartex" xmlns:cx7="http://schemas.microsoft.com/office/drawing/2016/5/13/chartex" xmlns:cx8="http://schemas.microsoft.com/office/drawing/2016/5/14/chartex" xmlns:mc="http://schemas.openxmlformats.org/markup-compatibility/2006" xmlns:aink="http://schemas.microsoft.com/office/drawing/2016/ink" xmlns:am3d="http://schemas.microsoft.com/office/drawing/2017/model3d" xmlns:o="urn:schemas-microsoft-com:office:office" xmlns:r="http://schemas.openxmlformats.org/officeDocument/2006/relationships" xmlns:m="http://schemas.openxmlformats.org/officeDocument/2006/math" xmlns:v="urn:schemas-microsoft-com:vml" xmlns:wp14="http://schemas.microsoft.com/office/word/2010/wordprocessingDrawing" xmlns:wp="http://schemas.openxmlformats.org/drawingml/2006/wordprocessingDrawing" xmlns:w10="urn:schemas-microsoft-com:office:word" xmlns:w="http://schemas.openxmlformats.org/wordprocessingml/2006/main" xmlns:w14="http://schemas.microsoft.com/office/word/2010/wordml" xmlns:w15="http://schemas.microsoft.com/office/word/2012/wordml" xmlns:w16cid="http://schemas.microsoft.com/office/word/2016/wordml/cid" xmlns:w16se="http://schemas.microsoft.com/office/word/2015/wordml/symex" xmlns:wpg="http://schemas.microsoft.com/office/word/2010/wordprocessingGroup" xmlns:wpi="http://schemas.microsoft.com/office/word/2010/wordprocessingInk" xmlns:wne="http://schemas.microsoft.com/office/word/2006/wordml" xmlns:wps="http://schemas.microsoft.com/office/word/2010/wordprocessingShape" mc:Ignorable="w14 w15 w16se w16cid wp14">
   <w:p>
     <w:pPr>
       <w:pStyle w:val="a3"/>
@@ -2514,7 +2889,7 @@
           <v:path o:extrusionok="f" gradientshapeok="t" o:connecttype="rect"/>
           <o:lock v:ext="edit" aspectratio="t"/>
         </v:shapetype>
-        <v:shape id="WordPictureWatermark18469115" o:spid="_x0000_s1026" type="#_x0000_t75" style="position:absolute;margin-left:0;margin-top:0;width:509.95pt;height:436.3pt;z-index:-251657216;mso-position-horizontal:center;mso-position-horizontal-relative:margin;mso-position-vertical:center;mso-position-vertical-relative:margin" o:allowincell="f">
+        <v:shape id="WordPictureWatermark18469115" o:spid="_x0000_s2050" type="#_x0000_t75" style="position:absolute;margin-left:0;margin-top:0;width:509.95pt;height:436.3pt;z-index:-251657216;mso-position-horizontal:center;mso-position-horizontal-relative:margin;mso-position-vertical:center;mso-position-vertical-relative:margin" o:allowincell="f">
           <v:imagedata r:id="rId1" o:title="NCULogo" gain="19661f" blacklevel="22938f"/>
           <w10:wrap anchorx="margin" anchory="margin"/>
         </v:shape>
@@ -2525,7 +2900,7 @@
 </file>
 
 <file path=word/header2.xml><?xml version="1.0" encoding="utf-8"?>
-<w:hdr xmlns:wpc="http://schemas.microsoft.com/office/word/2010/wordprocessingCanvas" xmlns:cx="http://schemas.microsoft.com/office/drawing/2014/chartex" xmlns:cx1="http://schemas.microsoft.com/office/drawing/2015/9/8/chartex" xmlns:cx2="http://schemas.microsoft.com/office/drawing/2015/10/21/chartex" xmlns:cx3="http://schemas.microsoft.com/office/drawing/2016/5/9/chartex" xmlns:cx4="http://schemas.microsoft.com/office/drawing/2016/5/10/chartex" xmlns:cx5="http://schemas.microsoft.com/office/drawing/2016/5/11/chartex" xmlns:cx6="http://schemas.microsoft.com/office/drawing/2016/5/12/chartex" xmlns:cx7="http://schemas.microsoft.com/office/drawing/2016/5/13/chartex" xmlns:cx8="http://schemas.microsoft.com/office/drawing/2016/5/14/chartex" xmlns:mc="http://schemas.openxmlformats.org/markup-compatibility/2006" xmlns:aink="http://schemas.microsoft.com/office/drawing/2016/ink" xmlns:am3d="http://schemas.microsoft.com/office/drawing/2017/model3d" xmlns:o="urn:schemas-microsoft-com:office:office" xmlns:oel="http://schemas.microsoft.com/office/2019/extlst" xmlns:r="http://schemas.openxmlformats.org/officeDocument/2006/relationships" xmlns:m="http://schemas.openxmlformats.org/officeDocument/2006/math" xmlns:v="urn:schemas-microsoft-com:vml" xmlns:wp14="http://schemas.microsoft.com/office/word/2010/wordprocessingDrawing" xmlns:wp="http://schemas.openxmlformats.org/drawingml/2006/wordprocessingDrawing" xmlns:w10="urn:schemas-microsoft-com:office:word" xmlns:w="http://schemas.openxmlformats.org/wordprocessingml/2006/main" xmlns:w14="http://schemas.microsoft.com/office/word/2010/wordml" xmlns:w15="http://schemas.microsoft.com/office/word/2012/wordml" xmlns:w16cex="http://schemas.microsoft.com/office/word/2018/wordml/cex" xmlns:w16cid="http://schemas.microsoft.com/office/word/2016/wordml/cid" xmlns:w16="http://schemas.microsoft.com/office/word/2018/wordml" xmlns:w16du="http://schemas.microsoft.com/office/word/2023/wordml/word16du" xmlns:w16sdtdh="http://schemas.microsoft.com/office/word/2020/wordml/sdtdatahash" xmlns:w16sdtfl="http://schemas.microsoft.com/office/word/2024/wordml/sdtformatlock" xmlns:w16se="http://schemas.microsoft.com/office/word/2015/wordml/symex" xmlns:wpg="http://schemas.microsoft.com/office/word/2010/wordprocessingGroup" xmlns:wpi="http://schemas.microsoft.com/office/word/2010/wordprocessingInk" xmlns:wne="http://schemas.microsoft.com/office/word/2006/wordml" xmlns:wps="http://schemas.microsoft.com/office/word/2010/wordprocessingShape" mc:Ignorable="w14 w15 w16se w16cid w16 w16cex w16sdtdh w16sdtfl w16du wp14">
+<w:hdr xmlns:wpc="http://schemas.microsoft.com/office/word/2010/wordprocessingCanvas" xmlns:cx="http://schemas.microsoft.com/office/drawing/2014/chartex" xmlns:cx1="http://schemas.microsoft.com/office/drawing/2015/9/8/chartex" xmlns:cx2="http://schemas.microsoft.com/office/drawing/2015/10/21/chartex" xmlns:cx3="http://schemas.microsoft.com/office/drawing/2016/5/9/chartex" xmlns:cx4="http://schemas.microsoft.com/office/drawing/2016/5/10/chartex" xmlns:cx5="http://schemas.microsoft.com/office/drawing/2016/5/11/chartex" xmlns:cx6="http://schemas.microsoft.com/office/drawing/2016/5/12/chartex" xmlns:cx7="http://schemas.microsoft.com/office/drawing/2016/5/13/chartex" xmlns:cx8="http://schemas.microsoft.com/office/drawing/2016/5/14/chartex" xmlns:mc="http://schemas.openxmlformats.org/markup-compatibility/2006" xmlns:aink="http://schemas.microsoft.com/office/drawing/2016/ink" xmlns:am3d="http://schemas.microsoft.com/office/drawing/2017/model3d" xmlns:o="urn:schemas-microsoft-com:office:office" xmlns:r="http://schemas.openxmlformats.org/officeDocument/2006/relationships" xmlns:m="http://schemas.openxmlformats.org/officeDocument/2006/math" xmlns:v="urn:schemas-microsoft-com:vml" xmlns:wp14="http://schemas.microsoft.com/office/word/2010/wordprocessingDrawing" xmlns:wp="http://schemas.openxmlformats.org/drawingml/2006/wordprocessingDrawing" xmlns:w10="urn:schemas-microsoft-com:office:word" xmlns:w="http://schemas.openxmlformats.org/wordprocessingml/2006/main" xmlns:w14="http://schemas.microsoft.com/office/word/2010/wordml" xmlns:w15="http://schemas.microsoft.com/office/word/2012/wordml" xmlns:w16cid="http://schemas.microsoft.com/office/word/2016/wordml/cid" xmlns:w16se="http://schemas.microsoft.com/office/word/2015/wordml/symex" xmlns:wpg="http://schemas.microsoft.com/office/word/2010/wordprocessingGroup" xmlns:wpi="http://schemas.microsoft.com/office/word/2010/wordprocessingInk" xmlns:wne="http://schemas.microsoft.com/office/word/2006/wordml" xmlns:wps="http://schemas.microsoft.com/office/word/2010/wordprocessingShape" mc:Ignorable="w14 w15 w16se w16cid wp14">
   <w:p>
     <w:pPr>
       <w:pStyle w:val="a3"/>
@@ -2580,7 +2955,7 @@
           <v:path o:extrusionok="f" gradientshapeok="t" o:connecttype="rect"/>
           <o:lock v:ext="edit" aspectratio="t"/>
         </v:shapetype>
-        <v:shape id="WordPictureWatermark18469116" o:spid="_x0000_s1027" type="#_x0000_t75" style="position:absolute;left:0;text-align:left;margin-left:0;margin-top:0;width:509.95pt;height:436.3pt;z-index:-251656192;mso-position-horizontal:center;mso-position-horizontal-relative:margin;mso-position-vertical:center;mso-position-vertical-relative:margin" o:allowincell="f">
+        <v:shape id="WordPictureWatermark18469116" o:spid="_x0000_s2051" type="#_x0000_t75" style="position:absolute;left:0;text-align:left;margin-left:0;margin-top:0;width:509.95pt;height:436.3pt;z-index:-251656192;mso-position-horizontal:center;mso-position-horizontal-relative:margin;mso-position-vertical:center;mso-position-vertical-relative:margin" o:allowincell="f">
           <v:imagedata r:id="rId1" o:title="NCULogo" gain="19661f" blacklevel="22938f"/>
           <w10:wrap anchorx="margin" anchory="margin"/>
         </v:shape>
@@ -2591,7 +2966,7 @@
 </file>
 
 <file path=word/header3.xml><?xml version="1.0" encoding="utf-8"?>
-<w:hdr xmlns:wpc="http://schemas.microsoft.com/office/word/2010/wordprocessingCanvas" xmlns:cx="http://schemas.microsoft.com/office/drawing/2014/chartex" xmlns:cx1="http://schemas.microsoft.com/office/drawing/2015/9/8/chartex" xmlns:cx2="http://schemas.microsoft.com/office/drawing/2015/10/21/chartex" xmlns:cx3="http://schemas.microsoft.com/office/drawing/2016/5/9/chartex" xmlns:cx4="http://schemas.microsoft.com/office/drawing/2016/5/10/chartex" xmlns:cx5="http://schemas.microsoft.com/office/drawing/2016/5/11/chartex" xmlns:cx6="http://schemas.microsoft.com/office/drawing/2016/5/12/chartex" xmlns:cx7="http://schemas.microsoft.com/office/drawing/2016/5/13/chartex" xmlns:cx8="http://schemas.microsoft.com/office/drawing/2016/5/14/chartex" xmlns:mc="http://schemas.openxmlformats.org/markup-compatibility/2006" xmlns:aink="http://schemas.microsoft.com/office/drawing/2016/ink" xmlns:am3d="http://schemas.microsoft.com/office/drawing/2017/model3d" xmlns:o="urn:schemas-microsoft-com:office:office" xmlns:oel="http://schemas.microsoft.com/office/2019/extlst" xmlns:r="http://schemas.openxmlformats.org/officeDocument/2006/relationships" xmlns:m="http://schemas.openxmlformats.org/officeDocument/2006/math" xmlns:v="urn:schemas-microsoft-com:vml" xmlns:wp14="http://schemas.microsoft.com/office/word/2010/wordprocessingDrawing" xmlns:wp="http://schemas.openxmlformats.org/drawingml/2006/wordprocessingDrawing" xmlns:w10="urn:schemas-microsoft-com:office:word" xmlns:w="http://schemas.openxmlformats.org/wordprocessingml/2006/main" xmlns:w14="http://schemas.microsoft.com/office/word/2010/wordml" xmlns:w15="http://schemas.microsoft.com/office/word/2012/wordml" xmlns:w16cex="http://schemas.microsoft.com/office/word/2018/wordml/cex" xmlns:w16cid="http://schemas.microsoft.com/office/word/2016/wordml/cid" xmlns:w16="http://schemas.microsoft.com/office/word/2018/wordml" xmlns:w16du="http://schemas.microsoft.com/office/word/2023/wordml/word16du" xmlns:w16sdtdh="http://schemas.microsoft.com/office/word/2020/wordml/sdtdatahash" xmlns:w16sdtfl="http://schemas.microsoft.com/office/word/2024/wordml/sdtformatlock" xmlns:w16se="http://schemas.microsoft.com/office/word/2015/wordml/symex" xmlns:wpg="http://schemas.microsoft.com/office/word/2010/wordprocessingGroup" xmlns:wpi="http://schemas.microsoft.com/office/word/2010/wordprocessingInk" xmlns:wne="http://schemas.microsoft.com/office/word/2006/wordml" xmlns:wps="http://schemas.microsoft.com/office/word/2010/wordprocessingShape" mc:Ignorable="w14 w15 w16se w16cid w16 w16cex w16sdtdh w16sdtfl w16du wp14">
+<w:hdr xmlns:wpc="http://schemas.microsoft.com/office/word/2010/wordprocessingCanvas" xmlns:cx="http://schemas.microsoft.com/office/drawing/2014/chartex" xmlns:cx1="http://schemas.microsoft.com/office/drawing/2015/9/8/chartex" xmlns:cx2="http://schemas.microsoft.com/office/drawing/2015/10/21/chartex" xmlns:cx3="http://schemas.microsoft.com/office/drawing/2016/5/9/chartex" xmlns:cx4="http://schemas.microsoft.com/office/drawing/2016/5/10/chartex" xmlns:cx5="http://schemas.microsoft.com/office/drawing/2016/5/11/chartex" xmlns:cx6="http://schemas.microsoft.com/office/drawing/2016/5/12/chartex" xmlns:cx7="http://schemas.microsoft.com/office/drawing/2016/5/13/chartex" xmlns:cx8="http://schemas.microsoft.com/office/drawing/2016/5/14/chartex" xmlns:mc="http://schemas.openxmlformats.org/markup-compatibility/2006" xmlns:aink="http://schemas.microsoft.com/office/drawing/2016/ink" xmlns:am3d="http://schemas.microsoft.com/office/drawing/2017/model3d" xmlns:o="urn:schemas-microsoft-com:office:office" xmlns:r="http://schemas.openxmlformats.org/officeDocument/2006/relationships" xmlns:m="http://schemas.openxmlformats.org/officeDocument/2006/math" xmlns:v="urn:schemas-microsoft-com:vml" xmlns:wp14="http://schemas.microsoft.com/office/word/2010/wordprocessingDrawing" xmlns:wp="http://schemas.openxmlformats.org/drawingml/2006/wordprocessingDrawing" xmlns:w10="urn:schemas-microsoft-com:office:word" xmlns:w="http://schemas.openxmlformats.org/wordprocessingml/2006/main" xmlns:w14="http://schemas.microsoft.com/office/word/2010/wordml" xmlns:w15="http://schemas.microsoft.com/office/word/2012/wordml" xmlns:w16cid="http://schemas.microsoft.com/office/word/2016/wordml/cid" xmlns:w16se="http://schemas.microsoft.com/office/word/2015/wordml/symex" xmlns:wpg="http://schemas.microsoft.com/office/word/2010/wordprocessingGroup" xmlns:wpi="http://schemas.microsoft.com/office/word/2010/wordprocessingInk" xmlns:wne="http://schemas.microsoft.com/office/word/2006/wordml" xmlns:wps="http://schemas.microsoft.com/office/word/2010/wordprocessingShape" mc:Ignorable="w14 w15 w16se w16cid wp14">
   <w:p>
     <w:pPr>
       <w:pStyle w:val="a3"/>
@@ -2620,7 +2995,7 @@
           <v:path o:extrusionok="f" gradientshapeok="t" o:connecttype="rect"/>
           <o:lock v:ext="edit" aspectratio="t"/>
         </v:shapetype>
-        <v:shape id="WordPictureWatermark18469114" o:spid="_x0000_s1025" type="#_x0000_t75" style="position:absolute;margin-left:0;margin-top:0;width:509.95pt;height:436.3pt;z-index:-251658240;mso-position-horizontal:center;mso-position-horizontal-relative:margin;mso-position-vertical:center;mso-position-vertical-relative:margin" o:allowincell="f">
+        <v:shape id="WordPictureWatermark18469114" o:spid="_x0000_s2049" type="#_x0000_t75" style="position:absolute;margin-left:0;margin-top:0;width:509.95pt;height:436.3pt;z-index:-251658240;mso-position-horizontal:center;mso-position-horizontal-relative:margin;mso-position-vertical:center;mso-position-vertical-relative:margin" o:allowincell="f">
           <v:imagedata r:id="rId1" o:title="NCULogo" gain="19661f" blacklevel="22938f"/>
           <w10:wrap anchorx="margin" anchory="margin"/>
         </v:shape>
@@ -2631,7 +3006,7 @@
 </file>
 
 <file path=word/numbering.xml><?xml version="1.0" encoding="utf-8"?>
-<w:numbering xmlns:wpc="http://schemas.microsoft.com/office/word/2010/wordprocessingCanvas" xmlns:cx="http://schemas.microsoft.com/office/drawing/2014/chartex" xmlns:cx1="http://schemas.microsoft.com/office/drawing/2015/9/8/chartex" xmlns:cx2="http://schemas.microsoft.com/office/drawing/2015/10/21/chartex" xmlns:cx3="http://schemas.microsoft.com/office/drawing/2016/5/9/chartex" xmlns:cx4="http://schemas.microsoft.com/office/drawing/2016/5/10/chartex" xmlns:cx5="http://schemas.microsoft.com/office/drawing/2016/5/11/chartex" xmlns:cx6="http://schemas.microsoft.com/office/drawing/2016/5/12/chartex" xmlns:cx7="http://schemas.microsoft.com/office/drawing/2016/5/13/chartex" xmlns:cx8="http://schemas.microsoft.com/office/drawing/2016/5/14/chartex" xmlns:mc="http://schemas.openxmlformats.org/markup-compatibility/2006" xmlns:aink="http://schemas.microsoft.com/office/drawing/2016/ink" xmlns:am3d="http://schemas.microsoft.com/office/drawing/2017/model3d" xmlns:o="urn:schemas-microsoft-com:office:office" xmlns:oel="http://schemas.microsoft.com/office/2019/extlst" xmlns:r="http://schemas.openxmlformats.org/officeDocument/2006/relationships" xmlns:m="http://schemas.openxmlformats.org/officeDocument/2006/math" xmlns:v="urn:schemas-microsoft-com:vml" xmlns:wp14="http://schemas.microsoft.com/office/word/2010/wordprocessingDrawing" xmlns:wp="http://schemas.openxmlformats.org/drawingml/2006/wordprocessingDrawing" xmlns:w10="urn:schemas-microsoft-com:office:word" xmlns:w="http://schemas.openxmlformats.org/wordprocessingml/2006/main" xmlns:w14="http://schemas.microsoft.com/office/word/2010/wordml" xmlns:w15="http://schemas.microsoft.com/office/word/2012/wordml" xmlns:w16cex="http://schemas.microsoft.com/office/word/2018/wordml/cex" xmlns:w16cid="http://schemas.microsoft.com/office/word/2016/wordml/cid" xmlns:w16="http://schemas.microsoft.com/office/word/2018/wordml" xmlns:w16du="http://schemas.microsoft.com/office/word/2023/wordml/word16du" xmlns:w16sdtdh="http://schemas.microsoft.com/office/word/2020/wordml/sdtdatahash" xmlns:w16sdtfl="http://schemas.microsoft.com/office/word/2024/wordml/sdtformatlock" xmlns:w16se="http://schemas.microsoft.com/office/word/2015/wordml/symex" xmlns:wpg="http://schemas.microsoft.com/office/word/2010/wordprocessingGroup" xmlns:wpi="http://schemas.microsoft.com/office/word/2010/wordprocessingInk" xmlns:wne="http://schemas.microsoft.com/office/word/2006/wordml" xmlns:wps="http://schemas.microsoft.com/office/word/2010/wordprocessingShape" mc:Ignorable="w14 w15 w16se w16cid w16 w16cex w16sdtdh w16sdtfl w16du wp14">
+<w:numbering xmlns:wpc="http://schemas.microsoft.com/office/word/2010/wordprocessingCanvas" xmlns:cx="http://schemas.microsoft.com/office/drawing/2014/chartex" xmlns:cx1="http://schemas.microsoft.com/office/drawing/2015/9/8/chartex" xmlns:cx2="http://schemas.microsoft.com/office/drawing/2015/10/21/chartex" xmlns:cx3="http://schemas.microsoft.com/office/drawing/2016/5/9/chartex" xmlns:cx4="http://schemas.microsoft.com/office/drawing/2016/5/10/chartex" xmlns:cx5="http://schemas.microsoft.com/office/drawing/2016/5/11/chartex" xmlns:cx6="http://schemas.microsoft.com/office/drawing/2016/5/12/chartex" xmlns:cx7="http://schemas.microsoft.com/office/drawing/2016/5/13/chartex" xmlns:cx8="http://schemas.microsoft.com/office/drawing/2016/5/14/chartex" xmlns:mc="http://schemas.openxmlformats.org/markup-compatibility/2006" xmlns:aink="http://schemas.microsoft.com/office/drawing/2016/ink" xmlns:am3d="http://schemas.microsoft.com/office/drawing/2017/model3d" xmlns:o="urn:schemas-microsoft-com:office:office" xmlns:r="http://schemas.openxmlformats.org/officeDocument/2006/relationships" xmlns:m="http://schemas.openxmlformats.org/officeDocument/2006/math" xmlns:v="urn:schemas-microsoft-com:vml" xmlns:wp14="http://schemas.microsoft.com/office/word/2010/wordprocessingDrawing" xmlns:wp="http://schemas.openxmlformats.org/drawingml/2006/wordprocessingDrawing" xmlns:w10="urn:schemas-microsoft-com:office:word" xmlns:w="http://schemas.openxmlformats.org/wordprocessingml/2006/main" xmlns:w14="http://schemas.microsoft.com/office/word/2010/wordml" xmlns:w15="http://schemas.microsoft.com/office/word/2012/wordml" xmlns:w16cid="http://schemas.microsoft.com/office/word/2016/wordml/cid" xmlns:w16se="http://schemas.microsoft.com/office/word/2015/wordml/symex" xmlns:wpg="http://schemas.microsoft.com/office/word/2010/wordprocessingGroup" xmlns:wpi="http://schemas.microsoft.com/office/word/2010/wordprocessingInk" xmlns:wne="http://schemas.microsoft.com/office/word/2006/wordml" xmlns:wps="http://schemas.microsoft.com/office/word/2010/wordprocessingShape" mc:Ignorable="w14 w15 w16se w16cid wp14">
   <w:abstractNum w:abstractNumId="0" w15:restartNumberingAfterBreak="0">
     <w:nsid w:val="12532E37"/>
     <w:multiLevelType w:val="hybridMultilevel"/>
@@ -2992,16 +3367,16 @@
       </w:pPr>
     </w:lvl>
   </w:abstractNum>
-  <w:num w:numId="1" w16cid:durableId="879124428">
+  <w:num w:numId="1">
     <w:abstractNumId w:val="2"/>
   </w:num>
-  <w:num w:numId="2" w16cid:durableId="1172373890">
+  <w:num w:numId="2">
     <w:abstractNumId w:val="0"/>
   </w:num>
-  <w:num w:numId="3" w16cid:durableId="1813718303">
+  <w:num w:numId="3">
     <w:abstractNumId w:val="3"/>
   </w:num>
-  <w:num w:numId="4" w16cid:durableId="1441727914">
+  <w:num w:numId="4">
     <w:abstractNumId w:val="0"/>
     <w:lvlOverride w:ilvl="0">
       <w:startOverride w:val="1"/>
@@ -3031,14 +3406,14 @@
       <w:startOverride w:val="1"/>
     </w:lvlOverride>
   </w:num>
-  <w:num w:numId="5" w16cid:durableId="1092630344">
+  <w:num w:numId="5">
     <w:abstractNumId w:val="1"/>
   </w:num>
 </w:numbering>
 </file>
 
 <file path=word/styles.xml><?xml version="1.0" encoding="utf-8"?>
-<w:styles xmlns:mc="http://schemas.openxmlformats.org/markup-compatibility/2006" xmlns:r="http://schemas.openxmlformats.org/officeDocument/2006/relationships" xmlns:w="http://schemas.openxmlformats.org/wordprocessingml/2006/main" xmlns:w14="http://schemas.microsoft.com/office/word/2010/wordml" xmlns:w15="http://schemas.microsoft.com/office/word/2012/wordml" xmlns:w16cex="http://schemas.microsoft.com/office/word/2018/wordml/cex" xmlns:w16cid="http://schemas.microsoft.com/office/word/2016/wordml/cid" xmlns:w16="http://schemas.microsoft.com/office/word/2018/wordml" xmlns:w16du="http://schemas.microsoft.com/office/word/2023/wordml/word16du" xmlns:w16sdtdh="http://schemas.microsoft.com/office/word/2020/wordml/sdtdatahash" xmlns:w16sdtfl="http://schemas.microsoft.com/office/word/2024/wordml/sdtformatlock" xmlns:w16se="http://schemas.microsoft.com/office/word/2015/wordml/symex" mc:Ignorable="w14 w15 w16se w16cid w16 w16cex w16sdtdh w16sdtfl w16du">
+<w:styles xmlns:mc="http://schemas.openxmlformats.org/markup-compatibility/2006" xmlns:r="http://schemas.openxmlformats.org/officeDocument/2006/relationships" xmlns:w="http://schemas.openxmlformats.org/wordprocessingml/2006/main" xmlns:w14="http://schemas.microsoft.com/office/word/2010/wordml" xmlns:w15="http://schemas.microsoft.com/office/word/2012/wordml" xmlns:w16cid="http://schemas.microsoft.com/office/word/2016/wordml/cid" xmlns:w16se="http://schemas.microsoft.com/office/word/2015/wordml/symex" mc:Ignorable="w14 w15 w16se w16cid">
   <w:docDefaults>
     <w:rPrDefault>
       <w:rPr>
@@ -3051,7 +3426,7 @@
     </w:rPrDefault>
     <w:pPrDefault/>
   </w:docDefaults>
-  <w:latentStyles w:defLockedState="0" w:defUIPriority="99" w:defSemiHidden="0" w:defUnhideWhenUsed="0" w:defQFormat="0" w:count="376">
+  <w:latentStyles w:defLockedState="0" w:defUIPriority="99" w:defSemiHidden="0" w:defUnhideWhenUsed="0" w:defQFormat="0" w:count="375">
     <w:lsdException w:name="Normal" w:uiPriority="0" w:qFormat="1"/>
     <w:lsdException w:name="heading 1" w:uiPriority="9" w:qFormat="1"/>
     <w:lsdException w:name="heading 2" w:semiHidden="1" w:uiPriority="9" w:unhideWhenUsed="1" w:qFormat="1"/>
@@ -3427,7 +3802,6 @@
     <w:lsdException w:name="Smart Hyperlink" w:semiHidden="1" w:unhideWhenUsed="1"/>
     <w:lsdException w:name="Hashtag" w:semiHidden="1" w:unhideWhenUsed="1"/>
     <w:lsdException w:name="Unresolved Mention" w:semiHidden="1" w:unhideWhenUsed="1"/>
-    <w:lsdException w:name="Smart Link" w:semiHidden="1" w:unhideWhenUsed="1"/>
   </w:latentStyles>
   <w:style w:type="paragraph" w:default="1" w:styleId="a">
     <w:name w:val="Normal"/>
@@ -3974,7 +4348,7 @@
 </file>
 
 <file path=customXml/itemProps1.xml><?xml version="1.0" encoding="utf-8"?>
-<ds:datastoreItem xmlns:ds="http://schemas.openxmlformats.org/officeDocument/2006/customXml" ds:itemID="{DD3579ED-508B-45CB-8A25-A45971EB4F86}">
+<ds:datastoreItem xmlns:ds="http://schemas.openxmlformats.org/officeDocument/2006/customXml" ds:itemID="{DCDDD2BA-22CF-49C0-BC83-AB04522E12ED}">
   <ds:schemaRefs>
     <ds:schemaRef ds:uri="http://schemas.openxmlformats.org/officeDocument/2006/bibliography"/>
   </ds:schemaRefs>
